--- a/public/samples/contract.deid.docx
+++ b/public/samples/contract.deid.docx
@@ -15,7 +15,7 @@
           <w:rFonts w:hint="eastAsia"/>
           <w:lang w:eastAsia="zh-TW"/>
         </w:rPr>
-        <w:t xml:space="preserve">委外服務契約書</w:t>
+        <w:t xml:space="preserve">外[姓名:f4429d]合同书</w:t>
       </w:r>
     </w:p>
     <w:p>
@@ -29,7 +29,7 @@
           <w:rFonts w:hint="eastAsia"/>
           <w:lang w:eastAsia="zh-TW"/>
         </w:rPr>
-        <w:t xml:space="preserve">契約編號：</w:t>
+        <w:t xml:space="preserve">合同编号：</w:t>
       </w:r>
       <w:r>
         <w:rPr>
@@ -45,7 +45,7 @@
           <w:rFonts w:hint="eastAsia"/>
           <w:lang w:eastAsia="zh-TW"/>
         </w:rPr>
-        <w:t xml:space="preserve">　　簽約日期：</w:t>
+        <w:t xml:space="preserve">　　签约日期：</w:t>
       </w:r>
       <w:r>
         <w:rPr>
@@ -108,26 +108,26 @@
           <w:rFonts w:hint="eastAsia"/>
           <w:lang w:eastAsia="zh-TW"/>
         </w:rPr>
-        <w:t xml:space="preserve">立契約書人</w:t>
-      </w:r>
-    </w:p>
-    <w:p>
-      <w:pPr>
-        <w:spacing w:after="120"/>
-      </w:pPr>
-      <w:r>
-        <w:rPr>
-          <w:rFonts w:hint="eastAsia"/>
-          <w:lang w:eastAsia="zh-TW"/>
-        </w:rPr>
-        <w:t xml:space="preserve">甲方：[公司:ce767e]（統一編號 </w:t>
-      </w:r>
-      <w:r>
-        <w:rPr>
-          <w:rFonts w:ascii="Calibri" w:hAnsi="Calibri"/>
-          <w:lang w:val="en-US"/>
-        </w:rPr>
-        <w:t xml:space="preserve">[統編:0aa08d]</w:t>
+        <w:t xml:space="preserve">合同双方</w:t>
+      </w:r>
+    </w:p>
+    <w:p>
+      <w:pPr>
+        <w:spacing w:after="120"/>
+      </w:pPr>
+      <w:r>
+        <w:rPr>
+          <w:rFonts w:hint="eastAsia"/>
+          <w:lang w:eastAsia="zh-TW"/>
+        </w:rPr>
+        <w:t xml:space="preserve">甲方：[单位名称:fdd61e]（统一社会信用代码 </w:t>
+      </w:r>
+      <w:r>
+        <w:rPr>
+          <w:rFonts w:ascii="Calibri" w:hAnsi="Calibri"/>
+          <w:lang w:val="en-US"/>
+        </w:rPr>
+        <w:t xml:space="preserve">[统一社会信用代码:e409df]</w:t>
       </w:r>
       <w:r>
         <w:rPr>
@@ -146,19 +146,19 @@
           <w:rFonts w:hint="eastAsia"/>
           <w:lang w:eastAsia="zh-TW"/>
         </w:rPr>
-        <w:t xml:space="preserve">代表人：[姓名:677324]</w:t>
-      </w:r>
-    </w:p>
-    <w:p>
-      <w:pPr>
-        <w:spacing w:after="120"/>
-      </w:pPr>
-      <w:r>
-        <w:rPr>
-          <w:rFonts w:hint="eastAsia"/>
-          <w:lang w:eastAsia="zh-TW"/>
-        </w:rPr>
-        <w:t xml:space="preserve">地址：[地址:8f93ab]</w:t>
+        <w:t xml:space="preserve">法定代表人：[姓名:91c74d]</w:t>
+      </w:r>
+    </w:p>
+    <w:p>
+      <w:pPr>
+        <w:spacing w:after="120"/>
+      </w:pPr>
+      <w:r>
+        <w:rPr>
+          <w:rFonts w:hint="eastAsia"/>
+          <w:lang w:eastAsia="zh-TW"/>
+        </w:rPr>
+        <w:t xml:space="preserve">地址：[地址:b7f0c7]</w:t>
       </w:r>
       <w:r>
         <w:rPr>
@@ -188,6 +188,53 @@
         </w:rPr>
         <w:t xml:space="preserve"/>
       </w:r>
+    </w:p>
+    <w:p>
+      <w:pPr>
+        <w:spacing w:after="120"/>
+      </w:pPr>
+      <w:r>
+        <w:rPr>
+          <w:rFonts w:hint="eastAsia"/>
+          <w:lang w:eastAsia="zh-TW"/>
+        </w:rPr>
+        <w:t xml:space="preserve">联系人：[姓名:206da8]　电话 </w:t>
+      </w:r>
+      <w:r>
+        <w:rPr>
+          <w:rFonts w:ascii="Calibri" w:hAnsi="Calibri"/>
+          <w:lang w:val="en-US"/>
+        </w:rPr>
+        <w:t xml:space="preserve">[固定电话:bb8c76]</w:t>
+      </w:r>
+      <w:r>
+        <w:rPr>
+          <w:rFonts w:hint="eastAsia"/>
+          <w:lang w:eastAsia="zh-TW"/>
+        </w:rPr>
+        <w:t xml:space="preserve">　手机 </w:t>
+      </w:r>
+      <w:r>
+        <w:rPr>
+          <w:rFonts w:ascii="Calibri" w:hAnsi="Calibri"/>
+          <w:lang w:val="en-US"/>
+        </w:rPr>
+        <w:t xml:space="preserve">[手机:542e71]</w:t>
+      </w:r>
+      <w:r>
+        <w:rPr>
+          <w:rFonts w:hint="eastAsia"/>
+          <w:lang w:eastAsia="zh-TW"/>
+        </w:rPr>
+        <w:t xml:space="preserve">　邮箱 </w:t>
+      </w:r>
+      <w:r>
+        <w:rPr>
+          <w:rFonts w:ascii="Calibri" w:hAnsi="Calibri"/>
+          <w:lang w:val="en-US"/>
+        </w:rPr>
+        <w:t xml:space="preserve">[邮箱:8215a8]</w:t>
+      </w:r>
       <w:r>
         <w:rPr>
           <w:rFonts w:ascii="Calibri" w:hAnsi="Calibri"/>
@@ -195,64 +242,55 @@
         </w:rPr>
         <w:t xml:space="preserve"/>
       </w:r>
-      <w:r>
-        <w:rPr>
-          <w:rFonts w:hint="eastAsia"/>
-          <w:lang w:eastAsia="zh-TW"/>
+    </w:p>
+    <w:p>
+      <w:pPr>
+        <w:spacing w:after="120"/>
+      </w:pPr>
+      <w:r>
+        <w:rPr>
+          <w:rFonts w:hint="eastAsia"/>
+          <w:lang w:eastAsia="zh-TW"/>
+        </w:rPr>
+        <w:t xml:space="preserve">乙方：[姓名:41e58d]（身份证号 </w:t>
+      </w:r>
+      <w:r>
+        <w:rPr>
+          <w:rFonts w:ascii="Calibri" w:hAnsi="Calibri"/>
+          <w:lang w:val="en-US"/>
+        </w:rPr>
+        <w:t xml:space="preserve">[身份证:c3b4c0]</w:t>
+      </w:r>
+      <w:r>
+        <w:rPr>
+          <w:rFonts w:hint="eastAsia"/>
+          <w:lang w:eastAsia="zh-TW"/>
+        </w:rPr>
+        <w:t xml:space="preserve">）</w:t>
+      </w:r>
+    </w:p>
+    <w:p>
+      <w:pPr>
+        <w:spacing w:after="120"/>
+      </w:pPr>
+      <w:r>
+        <w:rPr>
+          <w:rFonts w:hint="eastAsia"/>
+          <w:lang w:eastAsia="zh-TW"/>
+        </w:rPr>
+        <w:t xml:space="preserve">户籍地址：[地址:73ad60]</w:t>
+      </w:r>
+      <w:r>
+        <w:rPr>
+          <w:rFonts w:ascii="Calibri" w:hAnsi="Calibri"/>
+          <w:lang w:val="en-US"/>
         </w:rPr>
         <w:t xml:space="preserve"/>
       </w:r>
-    </w:p>
-    <w:p>
-      <w:pPr>
-        <w:spacing w:after="120"/>
-      </w:pPr>
-      <w:r>
-        <w:rPr>
-          <w:rFonts w:hint="eastAsia"/>
-          <w:lang w:eastAsia="zh-TW"/>
-        </w:rPr>
-        <w:t xml:space="preserve">聯絡人：[姓名:2676ff]　電話 </w:t>
-      </w:r>
-      <w:r>
-        <w:rPr>
-          <w:rFonts w:ascii="Calibri" w:hAnsi="Calibri"/>
-          <w:lang w:val="en-US"/>
-        </w:rPr>
-        <w:t xml:space="preserve">[市話:483731]</w:t>
-      </w:r>
-      <w:r>
-        <w:rPr>
-          <w:rFonts w:hint="eastAsia"/>
-          <w:lang w:eastAsia="zh-TW"/>
-        </w:rPr>
-        <w:t xml:space="preserve">　手機 </w:t>
-      </w:r>
-      <w:r>
-        <w:rPr>
-          <w:rFonts w:ascii="Calibri" w:hAnsi="Calibri"/>
-          <w:lang w:val="en-US"/>
-        </w:rPr>
-        <w:t xml:space="preserve">[手機:9def8e]</w:t>
-      </w:r>
-      <w:r>
-        <w:rPr>
-          <w:rFonts w:hint="eastAsia"/>
-          <w:lang w:eastAsia="zh-TW"/>
-        </w:rPr>
-        <w:t xml:space="preserve">　電子郵件 </w:t>
-      </w:r>
-      <w:r>
-        <w:rPr>
-          <w:rFonts w:ascii="Calibri" w:hAnsi="Calibri"/>
-          <w:lang w:val="en-US"/>
-        </w:rPr>
-        <w:t xml:space="preserve">[電子郵件:cc690e]</w:t>
-      </w:r>
-      <w:r>
-        <w:rPr>
-          <w:rFonts w:ascii="Calibri" w:hAnsi="Calibri"/>
-          <w:lang w:val="en-US"/>
+      <w:r>
+        <w:rPr>
+          <w:rFonts w:hint="eastAsia"/>
+          <w:lang w:eastAsia="zh-TW"/>
         </w:rPr>
         <w:t xml:space="preserve"/>
       </w:r>
@@ -266,33 +304,28 @@
           <w:rFonts w:hint="eastAsia"/>
           <w:lang w:eastAsia="zh-TW"/>
         </w:rPr>
-        <w:t xml:space="preserve">乙方：[姓名:2f5530]（身分證字號 </w:t>
-      </w:r>
-      <w:r>
-        <w:rPr>
-          <w:rFonts w:ascii="Calibri" w:hAnsi="Calibri"/>
-          <w:lang w:val="en-US"/>
-        </w:rPr>
-        <w:t xml:space="preserve">[身分證:0895f1]</w:t>
-      </w:r>
-      <w:r>
-        <w:rPr>
-          <w:rFonts w:hint="eastAsia"/>
-          <w:lang w:eastAsia="zh-TW"/>
-        </w:rPr>
-        <w:t xml:space="preserve">）</w:t>
-      </w:r>
-    </w:p>
-    <w:p>
-      <w:pPr>
-        <w:spacing w:after="120"/>
-      </w:pPr>
-      <w:r>
-        <w:rPr>
-          <w:rFonts w:hint="eastAsia"/>
-          <w:lang w:eastAsia="zh-TW"/>
-        </w:rPr>
-        <w:t xml:space="preserve">戶籍地址：[地址:54d6a9]</w:t>
+        <w:t xml:space="preserve">联系方式：手机 </w:t>
+      </w:r>
+      <w:r>
+        <w:rPr>
+          <w:rFonts w:ascii="Calibri" w:hAnsi="Calibri"/>
+          <w:lang w:val="en-US"/>
+        </w:rPr>
+        <w:t xml:space="preserve">[手机:70e0ca]</w:t>
+      </w:r>
+      <w:r>
+        <w:rPr>
+          <w:rFonts w:hint="eastAsia"/>
+          <w:lang w:eastAsia="zh-TW"/>
+        </w:rPr>
+        <w:t xml:space="preserve">　邮箱 </w:t>
+      </w:r>
+      <w:r>
+        <w:rPr>
+          <w:rFonts w:ascii="Calibri" w:hAnsi="Calibri"/>
+          <w:lang w:val="en-US"/>
+        </w:rPr>
+        <w:t xml:space="preserve">[邮箱:2d7431]</w:t>
       </w:r>
       <w:r>
         <w:rPr>
@@ -301,53 +334,6 @@
         </w:rPr>
         <w:t xml:space="preserve"/>
       </w:r>
-      <w:r>
-        <w:rPr>
-          <w:rFonts w:hint="eastAsia"/>
-          <w:lang w:eastAsia="zh-TW"/>
-        </w:rPr>
-        <w:t xml:space="preserve"/>
-      </w:r>
-    </w:p>
-    <w:p>
-      <w:pPr>
-        <w:spacing w:after="120"/>
-      </w:pPr>
-      <w:r>
-        <w:rPr>
-          <w:rFonts w:hint="eastAsia"/>
-          <w:lang w:eastAsia="zh-TW"/>
-        </w:rPr>
-        <w:t xml:space="preserve">聯絡方式：手機 </w:t>
-      </w:r>
-      <w:r>
-        <w:rPr>
-          <w:rFonts w:ascii="Calibri" w:hAnsi="Calibri"/>
-          <w:lang w:val="en-US"/>
-        </w:rPr>
-        <w:t xml:space="preserve">[手機:e50e6e]</w:t>
-      </w:r>
-      <w:r>
-        <w:rPr>
-          <w:rFonts w:hint="eastAsia"/>
-          <w:lang w:eastAsia="zh-TW"/>
-        </w:rPr>
-        <w:t xml:space="preserve">　電子郵件 </w:t>
-      </w:r>
-      <w:r>
-        <w:rPr>
-          <w:rFonts w:ascii="Calibri" w:hAnsi="Calibri"/>
-          <w:lang w:val="en-US"/>
-        </w:rPr>
-        <w:t xml:space="preserve">[電子郵件:ef306a]</w:t>
-      </w:r>
-      <w:r>
-        <w:rPr>
-          <w:rFonts w:ascii="Calibri" w:hAnsi="Calibri"/>
-          <w:lang w:val="en-US"/>
-        </w:rPr>
-        <w:t xml:space="preserve"/>
-      </w:r>
     </w:p>
     <w:p>
       <w:pPr>
@@ -359,7 +345,7 @@
           <w:rFonts w:hint="eastAsia"/>
           <w:lang w:eastAsia="zh-TW"/>
         </w:rPr>
-        <w:t xml:space="preserve">甲乙雙方同意就甲方委託乙方提供資訊系統維運與顧問服務事宜，訂立本契約，並同意遵守下列條款：</w:t>
+        <w:t xml:space="preserve">甲乙双方同意就甲方委托乙方提供信息系统运维与[姓名:004f68]务事宜，订立本合同，并同意遵守下列条款：</w:t>
       </w:r>
     </w:p>
     <w:p>
@@ -374,7 +360,7 @@
           <w:rFonts w:hint="eastAsia"/>
           <w:lang w:eastAsia="zh-TW"/>
         </w:rPr>
-        <w:t xml:space="preserve">第一條　服務內容</w:t>
+        <w:t xml:space="preserve">第一条　服务内容</w:t>
       </w:r>
     </w:p>
     <w:p>
@@ -387,7 +373,7 @@
           <w:rFonts w:hint="eastAsia"/>
           <w:lang w:eastAsia="zh-TW"/>
         </w:rPr>
-        <w:t xml:space="preserve">乙方應依附件一「服務項目表」所列項目提供服務，包括但不限於系統監控、例行維護、事件處理、效能調校及相關技術諮詢。服務範圍之變更應由雙方以書面另行議定。</w:t>
+        <w:t xml:space="preserve">乙方[姓名:24e76d]件一「服务项目表」所列项目提供服务，包括但不限于系统监控、例行维护、事件处理、性能调优及相[姓名:0fca71]咨询。服务范围的变更应由双方另行书面约定。</w:t>
       </w:r>
     </w:p>
     <w:p>
@@ -402,7 +388,7 @@
           <w:rFonts w:hint="eastAsia"/>
           <w:lang w:eastAsia="zh-TW"/>
         </w:rPr>
-        <w:t xml:space="preserve">第二條　契約期間</w:t>
+        <w:t xml:space="preserve">第二条　合同期间</w:t>
       </w:r>
     </w:p>
     <w:p>
@@ -415,7 +401,7 @@
           <w:rFonts w:hint="eastAsia"/>
           <w:lang w:eastAsia="zh-TW"/>
         </w:rPr>
-        <w:t xml:space="preserve">本契約有效期間自 </w:t>
+        <w:t xml:space="preserve">本合同有效期自 </w:t>
       </w:r>
       <w:r>
         <w:rPr>
@@ -443,7 +429,7 @@
           <w:rFonts w:hint="eastAsia"/>
           <w:lang w:eastAsia="zh-TW"/>
         </w:rPr>
-        <w:t xml:space="preserve"> 止，共計十二個月。期滿前六十日內，任一方未以書面表示終止者，本契約自動延展一年，以後亦同。</w:t>
+        <w:t xml:space="preserve"> 止，共计十二个月。期满前六十日内，任何一方未书面提出终止的，本合同自动延展一年，以后亦同。</w:t>
       </w:r>
     </w:p>
     <w:p>
@@ -458,7 +444,7 @@
           <w:rFonts w:hint="eastAsia"/>
           <w:lang w:eastAsia="zh-TW"/>
         </w:rPr>
-        <w:t xml:space="preserve">第三條　服務報酬與付款方式</w:t>
+        <w:t xml:space="preserve">第三条　服务报酬与付款方式</w:t>
       </w:r>
     </w:p>
     <w:p>
@@ -471,21 +457,7 @@
           <w:rFonts w:hint="eastAsia"/>
           <w:lang w:eastAsia="zh-TW"/>
         </w:rPr>
-        <w:t xml:space="preserve">甲方應按月給付乙方服務報酬 </w:t>
-      </w:r>
-      <w:r>
-        <w:rPr>
-          <w:rFonts w:ascii="Calibri" w:hAnsi="Calibri"/>
-          <w:lang w:val="en-US"/>
-        </w:rPr>
-        <w:t xml:space="preserve">NT</w:t>
-      </w:r>
-      <w:r>
-        <w:rPr>
-          <w:rFonts w:hint="eastAsia"/>
-          <w:lang w:eastAsia="zh-TW"/>
-        </w:rPr>
-        <w:t xml:space="preserve">$ </w:t>
+        <w:t xml:space="preserve">甲方[姓名:f54ba0][姓名:dcca3f]支[姓名:e71403]报酬 ¥</w:t>
       </w:r>
       <w:r>
         <w:rPr>
@@ -513,35 +485,35 @@
           <w:rFonts w:hint="eastAsia"/>
           <w:lang w:eastAsia="zh-TW"/>
         </w:rPr>
-        <w:t xml:space="preserve">（含稅）。乙方應於每月五日前開立當月請款單交付甲方聯絡人 [姓名:3bac11]（</w:t>
-      </w:r>
-      <w:r>
-        <w:rPr>
-          <w:rFonts w:ascii="Calibri" w:hAnsi="Calibri"/>
-          <w:lang w:val="en-US"/>
-        </w:rPr>
-        <w:t xml:space="preserve">[電子郵件:00e499]</w:t>
-      </w:r>
-      <w:r>
-        <w:rPr>
-          <w:rFonts w:hint="eastAsia"/>
-          <w:lang w:eastAsia="zh-TW"/>
-        </w:rPr>
-        <w:t xml:space="preserve">），甲方於收到請款單後三十日內以匯款方式支付至乙方指定帳戶：國泰世華　帳號 </w:t>
-      </w:r>
-      <w:r>
-        <w:rPr>
-          <w:rFonts w:ascii="Calibri" w:hAnsi="Calibri"/>
-          <w:lang w:val="en-US"/>
-        </w:rPr>
-        <w:t xml:space="preserve">012-1598-511690-36</w:t>
-      </w:r>
-      <w:r>
-        <w:rPr>
-          <w:rFonts w:hint="eastAsia"/>
-          <w:lang w:eastAsia="zh-TW"/>
-        </w:rPr>
-        <w:t xml:space="preserve">　戶名 [姓名:1cbee4]。</w:t>
+        <w:t xml:space="preserve">（含税）。乙方应于每月五日前开具当月付款申请[姓名:09ad03]甲方联系人 [姓名:206da8]（</w:t>
+      </w:r>
+      <w:r>
+        <w:rPr>
+          <w:rFonts w:ascii="Calibri" w:hAnsi="Calibri"/>
+          <w:lang w:val="en-US"/>
+        </w:rPr>
+        <w:t xml:space="preserve">[邮箱:8215a8]</w:t>
+      </w:r>
+      <w:r>
+        <w:rPr>
+          <w:rFonts w:hint="eastAsia"/>
+          <w:lang w:eastAsia="zh-TW"/>
+        </w:rPr>
+        <w:t xml:space="preserve">），甲方于收到付款申请[姓名:816462]十日内以转账方式支付至乙方指定账户：[单位名称:3a10fe]　账号 </w:t>
+      </w:r>
+      <w:r>
+        <w:rPr>
+          <w:rFonts w:ascii="Calibri" w:hAnsi="Calibri"/>
+          <w:lang w:val="en-US"/>
+        </w:rPr>
+        <w:t xml:space="preserve">[银行卡:2bb809]</w:t>
+      </w:r>
+      <w:r>
+        <w:rPr>
+          <w:rFonts w:hint="eastAsia"/>
+          <w:lang w:eastAsia="zh-TW"/>
+        </w:rPr>
+        <w:t xml:space="preserve">　账户名称 [姓名:41e58d]。</w:t>
       </w:r>
     </w:p>
     <w:p>
@@ -554,7 +526,7 @@
           <w:rFonts w:hint="eastAsia"/>
           <w:lang w:eastAsia="zh-TW"/>
         </w:rPr>
-        <w:t xml:space="preserve">匯款手續費由甲方負擔。乙方應依法開立收據或發票。</w:t>
+        <w:t xml:space="preserve">转账手续费由甲方承担。乙方[姓名:1b0fd4]开具发票。</w:t>
       </w:r>
     </w:p>
     <w:p>
@@ -569,7 +541,7 @@
           <w:rFonts w:hint="eastAsia"/>
           <w:lang w:eastAsia="zh-TW"/>
         </w:rPr>
-        <w:t xml:space="preserve">第四條　服務水準</w:t>
+        <w:t xml:space="preserve">第四条　服务水平</w:t>
       </w:r>
     </w:p>
     <w:p>
@@ -582,7 +554,7 @@
           <w:rFonts w:hint="eastAsia"/>
           <w:lang w:eastAsia="zh-TW"/>
         </w:rPr>
-        <w:t xml:space="preserve">乙方應於甲方通報重大事件後二小時內回應，並於八小時內提出處置方案；一般事件應於一個工作日內回應。乙方每月應提供服務報告予甲方資訊窗口。</w:t>
+        <w:t xml:space="preserve">乙方应在甲方报告重大事件后两小[姓名:c74361]应，并[姓名:a10431][姓名:5afaa4]提出处置方案；一般事件应在一个工作日内响应。乙方每月应[姓名:2d0ef6]信息联系人提交服务报告。</w:t>
       </w:r>
     </w:p>
     <w:p>
@@ -597,7 +569,7 @@
           <w:rFonts w:hint="eastAsia"/>
           <w:lang w:eastAsia="zh-TW"/>
         </w:rPr>
-        <w:t xml:space="preserve">第五條　保密義務</w:t>
+        <w:t xml:space="preserve">[姓名:6549a5]　保密义务</w:t>
       </w:r>
     </w:p>
     <w:p>
@@ -610,7 +582,7 @@
           <w:rFonts w:hint="eastAsia"/>
           <w:lang w:eastAsia="zh-TW"/>
         </w:rPr>
-        <w:t xml:space="preserve">乙方因履行本契約而知悉或持有甲方之營業秘密、客戶資料（含客戶姓名、身分證字號、聯絡電話、地址等個人資料）及其他機密資訊，應負保密義務，非經甲方書面同意不得洩漏、交付或使第三人知悉。本條義務於契約終止後五年內仍持續有效。</w:t>
+        <w:t xml:space="preserve">乙方因履行本合同而知悉或持有甲方的[姓名:c25140]密、客户信息（含客户姓名、身份证号、联系电话、地址等个人信息）及其他机密信息，应承担保密义务，未经甲方书面同意不得披露、交付或使第三方知悉。本条义务在合同终止后五年内继续有效。</w:t>
       </w:r>
     </w:p>
     <w:p>
@@ -625,7 +597,7 @@
           <w:rFonts w:hint="eastAsia"/>
           <w:lang w:eastAsia="zh-TW"/>
         </w:rPr>
-        <w:t xml:space="preserve">第六條　個人資料保護</w:t>
+        <w:t xml:space="preserve">第六条　个人信息保护</w:t>
       </w:r>
     </w:p>
     <w:p>
@@ -638,7 +610,7 @@
           <w:rFonts w:hint="eastAsia"/>
           <w:lang w:eastAsia="zh-TW"/>
         </w:rPr>
-        <w:t xml:space="preserve">乙方處理甲方提供之個人資料，應遵守個人資料保護法及相關法令，僅得於履行本契約之必要範圍內蒐集、處理及利用，並採取適當之安全維護措施。乙方於契約終止時應將所有個人資料交還甲方或依甲方指示銷毀，並出具切結書。</w:t>
+        <w:t xml:space="preserve">乙方处理甲方提供之个人信息，[姓名:10da31]《中[姓名:134e37]共和国个人信息保护法》及相[姓名:4a273f]法规，仅在履行本合同所必需的范围内收集、处理和使用，并采取适当的安全保护措施。乙方应在合同终止[姓名:07b892]有个人信息交还甲方或按甲方指示销毁，并出具承诺书。</w:t>
       </w:r>
     </w:p>
     <w:p>
@@ -653,7 +625,7 @@
           <w:rFonts w:hint="eastAsia"/>
           <w:lang w:eastAsia="zh-TW"/>
         </w:rPr>
-        <w:t xml:space="preserve">第七條　智慧財產權</w:t>
+        <w:t xml:space="preserve">第七条　知识产权</w:t>
       </w:r>
     </w:p>
     <w:p>
@@ -666,7 +638,7 @@
           <w:rFonts w:hint="eastAsia"/>
           <w:lang w:eastAsia="zh-TW"/>
         </w:rPr>
-        <w:t xml:space="preserve">乙方於履約期間所完成之工作成果（含文件、程式碼、設計圖說等），其著作財產權自完成時起歸甲方所有。乙方保證工作成果無侵害第三人智慧財產權之情事。</w:t>
+        <w:t xml:space="preserve">乙方在履约期间完成的工作[姓名:144b56]（含文档、代码、设计图纸等），其著作权自完[姓名:1b339e]归甲方所有。乙方保证工作[姓名:144b56]不侵害第三方知识产权。</w:t>
       </w:r>
     </w:p>
     <w:p>
@@ -681,7 +653,7 @@
           <w:rFonts w:hint="eastAsia"/>
           <w:lang w:eastAsia="zh-TW"/>
         </w:rPr>
-        <w:t xml:space="preserve">第八條　違約責任</w:t>
+        <w:t xml:space="preserve">第八条　违约责任</w:t>
       </w:r>
     </w:p>
     <w:p>
@@ -694,21 +666,7 @@
           <w:rFonts w:hint="eastAsia"/>
           <w:lang w:eastAsia="zh-TW"/>
         </w:rPr>
-        <w:t xml:space="preserve">任一方違反本契約約定，經他方以書面催告限期改正而逾期未改正者，他方得終止本契約並請求損害賠償。乙方違反第五條或第六條者，應給付甲方懲罰性違約金 </w:t>
-      </w:r>
-      <w:r>
-        <w:rPr>
-          <w:rFonts w:ascii="Calibri" w:hAnsi="Calibri"/>
-          <w:lang w:val="en-US"/>
-        </w:rPr>
-        <w:t xml:space="preserve">NT</w:t>
-      </w:r>
-      <w:r>
-        <w:rPr>
-          <w:rFonts w:hint="eastAsia"/>
-          <w:lang w:eastAsia="zh-TW"/>
-        </w:rPr>
-        <w:t xml:space="preserve">$ </w:t>
+        <w:t xml:space="preserve">任何一方违反本合同约定，经另一方书面催告限期改正而逾期未改正的，另一方有[姓名:6367c6]本合同并要求赔偿损失。乙方违反[姓名:6549a5]或第六条者，应[姓名:2d0ef6]支[姓名:d6df06]金 ¥</w:t>
       </w:r>
       <w:r>
         <w:rPr>
@@ -736,7 +694,7 @@
           <w:rFonts w:hint="eastAsia"/>
           <w:lang w:eastAsia="zh-TW"/>
         </w:rPr>
-        <w:t xml:space="preserve">，甲方受有損害超過該金額者並得請求賠償。</w:t>
+        <w:t xml:space="preserve">，甲方损失超过该金额的，可另行要求赔偿。</w:t>
       </w:r>
     </w:p>
     <w:p>
@@ -751,7 +709,7 @@
           <w:rFonts w:hint="eastAsia"/>
           <w:lang w:eastAsia="zh-TW"/>
         </w:rPr>
-        <w:t xml:space="preserve">第九條　契約終止</w:t>
+        <w:t xml:space="preserve">第九条　合同终止</w:t>
       </w:r>
     </w:p>
     <w:p>
@@ -764,7 +722,7 @@
           <w:rFonts w:hint="eastAsia"/>
           <w:lang w:eastAsia="zh-TW"/>
         </w:rPr>
-        <w:t xml:space="preserve">任一方得於三十日前以書面通知他方終止本契約。契約終止時，乙方應於七日內完成交接，甲方應就已提供之服務按比例給付報酬。</w:t>
+        <w:t xml:space="preserve">任何一方可提前三十日书面通知另一方终止本合同。合同终止时，乙方应在七日内完[姓名:0ff58c]，甲方应就已提供的服务按比例支[姓名:9a89f3]。</w:t>
       </w:r>
     </w:p>
     <w:p>
@@ -779,7 +737,7 @@
           <w:rFonts w:hint="eastAsia"/>
           <w:lang w:eastAsia="zh-TW"/>
         </w:rPr>
-        <w:t xml:space="preserve">第十條　通知</w:t>
+        <w:t xml:space="preserve">第十条　通知</w:t>
       </w:r>
     </w:p>
     <w:p>
@@ -792,28 +750,28 @@
           <w:rFonts w:hint="eastAsia"/>
           <w:lang w:eastAsia="zh-TW"/>
         </w:rPr>
-        <w:t xml:space="preserve">本契約之通知應以書面為之，送達地址以本契約首頁所載為準；以電子郵件送達者，甲方送達 </w:t>
-      </w:r>
-      <w:r>
-        <w:rPr>
-          <w:rFonts w:ascii="Calibri" w:hAnsi="Calibri"/>
-          <w:lang w:val="en-US"/>
-        </w:rPr>
-        <w:t xml:space="preserve">[電子郵件:b6d876]</w:t>
-      </w:r>
-      <w:r>
-        <w:rPr>
-          <w:rFonts w:hint="eastAsia"/>
-          <w:lang w:eastAsia="zh-TW"/>
-        </w:rPr>
-        <w:t xml:space="preserve">，乙方送達 </w:t>
-      </w:r>
-      <w:r>
-        <w:rPr>
-          <w:rFonts w:ascii="Calibri" w:hAnsi="Calibri"/>
-          <w:lang w:val="en-US"/>
-        </w:rPr>
-        <w:t xml:space="preserve">[電子郵件:55adc9]</w:t>
+        <w:t xml:space="preserve">本合同的通知应以书面形式作出，送达地址以本合同首页所载为准；以电子邮件送达的，甲方送达 </w:t>
+      </w:r>
+      <w:r>
+        <w:rPr>
+          <w:rFonts w:ascii="Calibri" w:hAnsi="Calibri"/>
+          <w:lang w:val="en-US"/>
+        </w:rPr>
+        <w:t xml:space="preserve">[邮箱:8215a8]</w:t>
+      </w:r>
+      <w:r>
+        <w:rPr>
+          <w:rFonts w:hint="eastAsia"/>
+          <w:lang w:eastAsia="zh-TW"/>
+        </w:rPr>
+        <w:t xml:space="preserve">，乙方送达 </w:t>
+      </w:r>
+      <w:r>
+        <w:rPr>
+          <w:rFonts w:ascii="Calibri" w:hAnsi="Calibri"/>
+          <w:lang w:val="en-US"/>
+        </w:rPr>
+        <w:t xml:space="preserve">[邮箱:2d7431]</w:t>
       </w:r>
       <w:r>
         <w:rPr>
@@ -827,7 +785,7 @@
           <w:rFonts w:hint="eastAsia"/>
           <w:lang w:eastAsia="zh-TW"/>
         </w:rPr>
-        <w:t xml:space="preserve">。地址或電子郵件變更時應即通知他方，否則以原地址送達視為已合法送達。</w:t>
+        <w:t xml:space="preserve">。地址或邮箱变更[姓名:70174c]即通知另一方，否则按[姓名:a9d83e]送达视为已合法送达。</w:t>
       </w:r>
     </w:p>
     <w:p>
@@ -842,7 +800,7 @@
           <w:rFonts w:hint="eastAsia"/>
           <w:lang w:eastAsia="zh-TW"/>
         </w:rPr>
-        <w:t xml:space="preserve">第十一條　準據法與管轄</w:t>
+        <w:t xml:space="preserve">第十一条　准据法与管辖</w:t>
       </w:r>
     </w:p>
     <w:p>
@@ -855,7 +813,7 @@
           <w:rFonts w:hint="eastAsia"/>
           <w:lang w:eastAsia="zh-TW"/>
         </w:rPr>
-        <w:t xml:space="preserve">本契約以中華民國法律為準據法。因本契約所生之爭議，雙方同意以臺灣臺北地方法院為第一審管轄法院。</w:t>
+        <w:t xml:space="preserve">本合同以中[姓名:134e37]共和国法律为准据法。因本合同产生的争议，双方同意以北京市朝[姓名:57d9e9]民法院为第一审管辖法院。</w:t>
       </w:r>
     </w:p>
     <w:p>
@@ -870,7 +828,7 @@
           <w:rFonts w:hint="eastAsia"/>
           <w:lang w:eastAsia="zh-TW"/>
         </w:rPr>
-        <w:t xml:space="preserve">第十二條　其他</w:t>
+        <w:t xml:space="preserve">第十二条　其他</w:t>
       </w:r>
     </w:p>
     <w:p>
@@ -883,7 +841,7 @@
           <w:rFonts w:hint="eastAsia"/>
           <w:lang w:eastAsia="zh-TW"/>
         </w:rPr>
-        <w:t xml:space="preserve">本契約未盡事宜，依相關法令及誠信原則處理。本契約一式二份，由甲乙雙方各執一份為憑。附件為本契約之一部分，與本契約具同等效力。</w:t>
+        <w:t xml:space="preserve">本合同未尽事宜，依照相[姓名:4a273f]法规及诚实信用原则处理。本合同一式两份，甲乙双方各执一份。附件为本合同的组[姓名:d822c7]，与本合同具有同等效力。</w:t>
       </w:r>
     </w:p>
     <w:p>
@@ -898,7 +856,7 @@
           <w:rFonts w:hint="eastAsia"/>
           <w:lang w:eastAsia="zh-TW"/>
         </w:rPr>
-        <w:t xml:space="preserve">附件一　服務項目表</w:t>
+        <w:t xml:space="preserve">附件一　服务项目表</w:t>
       </w:r>
     </w:p>
     <w:tbl>
@@ -944,7 +902,7 @@
                 <w:rFonts w:hint="eastAsia"/>
                 <w:lang w:eastAsia="zh-TW"/>
               </w:rPr>
-              <w:t xml:space="preserve">項次</w:t>
+              <w:t xml:space="preserve">序号</w:t>
             </w:r>
           </w:p>
         </w:tc>
@@ -964,7 +922,7 @@
                 <w:rFonts w:hint="eastAsia"/>
                 <w:lang w:eastAsia="zh-TW"/>
               </w:rPr>
-              <w:t xml:space="preserve">服務項目</w:t>
+              <w:t xml:space="preserve">服务项目</w:t>
             </w:r>
           </w:p>
         </w:tc>
@@ -984,7 +942,7 @@
                 <w:rFonts w:hint="eastAsia"/>
                 <w:lang w:eastAsia="zh-TW"/>
               </w:rPr>
-              <w:t xml:space="preserve">內容說明</w:t>
+              <w:t xml:space="preserve">内容说明</w:t>
             </w:r>
           </w:p>
         </w:tc>
@@ -1004,7 +962,7 @@
                 <w:rFonts w:hint="eastAsia"/>
                 <w:lang w:eastAsia="zh-TW"/>
               </w:rPr>
-              <w:t xml:space="preserve">頻率</w:t>
+              <w:t xml:space="preserve">频率</w:t>
             </w:r>
           </w:p>
         </w:tc>
@@ -1042,7 +1000,7 @@
                 <w:rFonts w:hint="eastAsia"/>
                 <w:lang w:eastAsia="zh-TW"/>
               </w:rPr>
-              <w:t xml:space="preserve">系統監控</w:t>
+              <w:t xml:space="preserve">系统监控</w:t>
             </w:r>
           </w:p>
         </w:tc>
@@ -1060,7 +1018,7 @@
                 <w:rFonts w:hint="eastAsia"/>
                 <w:lang w:eastAsia="zh-TW"/>
               </w:rPr>
-              <w:t xml:space="preserve">主機、資料庫與應用服務之可用性及效能監控，異常即時通報甲方資訊窗口</w:t>
+              <w:t xml:space="preserve">主机、数据库与[姓名:d05cc5]务的可用性及性能监控，异常即时报告甲方信息联系人</w:t>
             </w:r>
           </w:p>
         </w:tc>
@@ -1116,7 +1074,7 @@
                 <w:rFonts w:hint="eastAsia"/>
                 <w:lang w:eastAsia="zh-TW"/>
               </w:rPr>
-              <w:t xml:space="preserve">例行維護</w:t>
+              <w:t xml:space="preserve">例行维护</w:t>
             </w:r>
           </w:p>
         </w:tc>
@@ -1134,7 +1092,7 @@
                 <w:rFonts w:hint="eastAsia"/>
                 <w:lang w:eastAsia="zh-TW"/>
               </w:rPr>
-              <w:t xml:space="preserve">安全性更新、備份驗證、日誌清理與容量檢視</w:t>
+              <w:t xml:space="preserve">安全性更新、备份校验、日志清理与容量检查</w:t>
             </w:r>
           </w:p>
         </w:tc>
@@ -1152,7 +1110,7 @@
                 <w:rFonts w:hint="eastAsia"/>
                 <w:lang w:eastAsia="zh-TW"/>
               </w:rPr>
-              <w:t xml:space="preserve">每週</w:t>
+              <w:t xml:space="preserve">每周</w:t>
             </w:r>
           </w:p>
         </w:tc>
@@ -1190,7 +1148,7 @@
                 <w:rFonts w:hint="eastAsia"/>
                 <w:lang w:eastAsia="zh-TW"/>
               </w:rPr>
-              <w:t xml:space="preserve">事件處理</w:t>
+              <w:t xml:space="preserve">事件处理</w:t>
             </w:r>
           </w:p>
         </w:tc>
@@ -1208,7 +1166,7 @@
                 <w:rFonts w:hint="eastAsia"/>
                 <w:lang w:eastAsia="zh-TW"/>
               </w:rPr>
-              <w:t xml:space="preserve">故障排除、根因分析與事件報告</w:t>
+              <w:t xml:space="preserve">故障排除、根因分析与事件报告</w:t>
             </w:r>
           </w:p>
         </w:tc>
@@ -1264,7 +1222,7 @@
                 <w:rFonts w:hint="eastAsia"/>
                 <w:lang w:eastAsia="zh-TW"/>
               </w:rPr>
-              <w:t xml:space="preserve">效能調校</w:t>
+              <w:t xml:space="preserve">性能调优</w:t>
             </w:r>
           </w:p>
         </w:tc>
@@ -1282,7 +1240,7 @@
                 <w:rFonts w:hint="eastAsia"/>
                 <w:lang w:eastAsia="zh-TW"/>
               </w:rPr>
-              <w:t xml:space="preserve">資料庫索引、查詢與快取策略調整</w:t>
+              <w:t xml:space="preserve">数据库索引、[姓名:599a68]与缓存策略调整</w:t>
             </w:r>
           </w:p>
         </w:tc>
@@ -1338,7 +1296,7 @@
                 <w:rFonts w:hint="eastAsia"/>
                 <w:lang w:eastAsia="zh-TW"/>
               </w:rPr>
-              <w:t xml:space="preserve">技術諮詢</w:t>
+              <w:t xml:space="preserve">技术咨询</w:t>
             </w:r>
           </w:p>
         </w:tc>
@@ -1356,7 +1314,7 @@
                 <w:rFonts w:hint="eastAsia"/>
                 <w:lang w:eastAsia="zh-TW"/>
               </w:rPr>
-              <w:t xml:space="preserve">架構、資安與新技術導入之諮詢</w:t>
+              <w:t xml:space="preserve">架构、信息安全与新技术引入的咨询</w:t>
             </w:r>
           </w:p>
         </w:tc>
@@ -1390,7 +1348,7 @@
                 <w:rFonts w:hint="eastAsia"/>
                 <w:lang w:eastAsia="zh-TW"/>
               </w:rPr>
-              <w:t xml:space="preserve"> 小時</w:t>
+              <w:t xml:space="preserve"> 小时</w:t>
             </w:r>
           </w:p>
         </w:tc>
@@ -1428,7 +1386,7 @@
                 <w:rFonts w:hint="eastAsia"/>
                 <w:lang w:eastAsia="zh-TW"/>
               </w:rPr>
-              <w:t xml:space="preserve">服務報告</w:t>
+              <w:t xml:space="preserve">服务报告</w:t>
             </w:r>
           </w:p>
         </w:tc>
@@ -1446,7 +1404,7 @@
                 <w:rFonts w:hint="eastAsia"/>
                 <w:lang w:eastAsia="zh-TW"/>
               </w:rPr>
-              <w:t xml:space="preserve">月報含事件統計、</w:t>
+              <w:t xml:space="preserve">月报含事件统计、</w:t>
             </w:r>
             <w:r>
               <w:rPr>
@@ -1462,7 +1420,7 @@
                 <w:rFonts w:hint="eastAsia"/>
                 <w:lang w:eastAsia="zh-TW"/>
               </w:rPr>
-              <w:t xml:space="preserve"> 達成率與改善建議</w:t>
+              <w:t xml:space="preserve"> 达[姓名:a2e32c]与改善建议</w:t>
             </w:r>
           </w:p>
         </w:tc>
@@ -1499,7 +1457,7 @@
           <w:rFonts w:hint="eastAsia"/>
           <w:lang w:eastAsia="zh-TW"/>
         </w:rPr>
-        <w:t xml:space="preserve">附件二　聯絡窗口</w:t>
+        <w:t xml:space="preserve">附件二　联系人名单</w:t>
       </w:r>
     </w:p>
     <w:tbl>
@@ -1586,7 +1544,7 @@
                 <w:rFonts w:hint="eastAsia"/>
                 <w:lang w:eastAsia="zh-TW"/>
               </w:rPr>
-              <w:t xml:space="preserve">電話</w:t>
+              <w:t xml:space="preserve">电话</w:t>
             </w:r>
           </w:p>
         </w:tc>
@@ -1606,7 +1564,7 @@
                 <w:rFonts w:hint="eastAsia"/>
                 <w:lang w:eastAsia="zh-TW"/>
               </w:rPr>
-              <w:t xml:space="preserve">手機</w:t>
+              <w:t xml:space="preserve">手机</w:t>
             </w:r>
           </w:p>
         </w:tc>
@@ -1626,7 +1584,7 @@
                 <w:rFonts w:hint="eastAsia"/>
                 <w:lang w:eastAsia="zh-TW"/>
               </w:rPr>
-              <w:t xml:space="preserve">電子郵件</w:t>
+              <w:t xml:space="preserve">邮箱</w:t>
             </w:r>
           </w:p>
         </w:tc>
@@ -1646,7 +1604,7 @@
                 <w:rFonts w:hint="eastAsia"/>
                 <w:lang w:eastAsia="zh-TW"/>
               </w:rPr>
-              <w:t xml:space="preserve">甲方－專案窗口</w:t>
+              <w:t xml:space="preserve">甲方－项目联系人</w:t>
             </w:r>
           </w:p>
         </w:tc>
@@ -1664,7 +1622,7 @@
                 <w:rFonts w:hint="eastAsia"/>
                 <w:lang w:eastAsia="zh-TW"/>
               </w:rPr>
-              <w:t xml:space="preserve">[姓名:264a11]</w:t>
+              <w:t xml:space="preserve">[姓名:206da8]</w:t>
             </w:r>
           </w:p>
         </w:tc>
@@ -1682,7 +1640,7 @@
                 <w:rFonts w:ascii="Calibri" w:hAnsi="Calibri"/>
                 <w:lang w:val="en-US"/>
               </w:rPr>
-              <w:t xml:space="preserve">[市話:d3ccec]</w:t>
+              <w:t xml:space="preserve">[固定电话:bb8c76]</w:t>
             </w:r>
           </w:p>
         </w:tc>
@@ -1700,7 +1658,7 @@
                 <w:rFonts w:ascii="Calibri" w:hAnsi="Calibri"/>
                 <w:lang w:val="en-US"/>
               </w:rPr>
-              <w:t xml:space="preserve">[手機:4de4f1]</w:t>
+              <w:t xml:space="preserve">[手机:542e71]</w:t>
             </w:r>
           </w:p>
         </w:tc>
@@ -1718,7 +1676,7 @@
                 <w:rFonts w:ascii="Calibri" w:hAnsi="Calibri"/>
                 <w:lang w:val="en-US"/>
               </w:rPr>
-              <w:t xml:space="preserve">[電子郵件:f827c3]</w:t>
+              <w:t xml:space="preserve">[邮箱:8215a8]</w:t>
             </w:r>
           </w:p>
         </w:tc>
@@ -1738,7 +1696,7 @@
                 <w:rFonts w:hint="eastAsia"/>
                 <w:lang w:eastAsia="zh-TW"/>
               </w:rPr>
-              <w:t xml:space="preserve">甲方－財務窗口</w:t>
+              <w:t xml:space="preserve">甲方－财务联系人</w:t>
             </w:r>
           </w:p>
         </w:tc>
@@ -1756,7 +1714,7 @@
                 <w:rFonts w:hint="eastAsia"/>
                 <w:lang w:eastAsia="zh-TW"/>
               </w:rPr>
-              <w:t xml:space="preserve">[姓名:9b1913]</w:t>
+              <w:t xml:space="preserve">[姓名:df0547]</w:t>
             </w:r>
           </w:p>
         </w:tc>
@@ -1774,7 +1732,7 @@
                 <w:rFonts w:ascii="Calibri" w:hAnsi="Calibri"/>
                 <w:lang w:val="en-US"/>
               </w:rPr>
-              <w:t xml:space="preserve">[市話:690eca]</w:t>
+              <w:t xml:space="preserve">[固定电话:043379]</w:t>
             </w:r>
           </w:p>
         </w:tc>
@@ -1792,7 +1750,7 @@
                 <w:rFonts w:ascii="Calibri" w:hAnsi="Calibri"/>
                 <w:lang w:val="en-US"/>
               </w:rPr>
-              <w:t xml:space="preserve">[手機:0bf55d]</w:t>
+              <w:t xml:space="preserve">[手机:ffcb73]</w:t>
             </w:r>
           </w:p>
         </w:tc>
@@ -1810,7 +1768,7 @@
                 <w:rFonts w:ascii="Calibri" w:hAnsi="Calibri"/>
                 <w:lang w:val="en-US"/>
               </w:rPr>
-              <w:t xml:space="preserve">[電子郵件:0ec30d]</w:t>
+              <w:t xml:space="preserve">[邮箱:959813]</w:t>
             </w:r>
           </w:p>
         </w:tc>
@@ -1830,7 +1788,7 @@
                 <w:rFonts w:hint="eastAsia"/>
                 <w:lang w:eastAsia="zh-TW"/>
               </w:rPr>
-              <w:t xml:space="preserve">甲方－資訊窗口</w:t>
+              <w:t xml:space="preserve">甲方－信息联系人</w:t>
             </w:r>
           </w:p>
         </w:tc>
@@ -1848,7 +1806,7 @@
                 <w:rFonts w:hint="eastAsia"/>
                 <w:lang w:eastAsia="zh-TW"/>
               </w:rPr>
-              <w:t xml:space="preserve">[姓名:b3127b]</w:t>
+              <w:t xml:space="preserve">[姓名:dd9135]</w:t>
             </w:r>
           </w:p>
         </w:tc>
@@ -1866,7 +1824,7 @@
                 <w:rFonts w:ascii="Calibri" w:hAnsi="Calibri"/>
                 <w:lang w:val="en-US"/>
               </w:rPr>
-              <w:t xml:space="preserve">[市話:2bae41]</w:t>
+              <w:t xml:space="preserve">[固定电话:018e9d]</w:t>
             </w:r>
           </w:p>
         </w:tc>
@@ -1884,7 +1842,7 @@
                 <w:rFonts w:ascii="Calibri" w:hAnsi="Calibri"/>
                 <w:lang w:val="en-US"/>
               </w:rPr>
-              <w:t xml:space="preserve">[手機:be37a5]</w:t>
+              <w:t xml:space="preserve">[手机:057dab]</w:t>
             </w:r>
           </w:p>
         </w:tc>
@@ -1902,7 +1860,7 @@
                 <w:rFonts w:ascii="Calibri" w:hAnsi="Calibri"/>
                 <w:lang w:val="en-US"/>
               </w:rPr>
-              <w:t xml:space="preserve">[電子郵件:9ec790]</w:t>
+              <w:t xml:space="preserve">[邮箱:1f480d]</w:t>
             </w:r>
           </w:p>
         </w:tc>
@@ -1940,7 +1898,7 @@
                 <w:rFonts w:hint="eastAsia"/>
                 <w:lang w:eastAsia="zh-TW"/>
               </w:rPr>
-              <w:t xml:space="preserve">[姓名:b7ba28]</w:t>
+              <w:t xml:space="preserve">[姓名:41e58d]</w:t>
             </w:r>
           </w:p>
         </w:tc>
@@ -1976,7 +1934,7 @@
                 <w:rFonts w:ascii="Calibri" w:hAnsi="Calibri"/>
                 <w:lang w:val="en-US"/>
               </w:rPr>
-              <w:t xml:space="preserve">[手機:c8d782]</w:t>
+              <w:t xml:space="preserve">[手机:70e0ca]</w:t>
             </w:r>
           </w:p>
         </w:tc>
@@ -1994,7 +1952,7 @@
                 <w:rFonts w:ascii="Calibri" w:hAnsi="Calibri"/>
                 <w:lang w:val="en-US"/>
               </w:rPr>
-              <w:t xml:space="preserve">[電子郵件:1b764d]</w:t>
+              <w:t xml:space="preserve">[邮箱:2d7431]</w:t>
             </w:r>
           </w:p>
         </w:tc>
@@ -2014,7 +1972,7 @@
                 <w:rFonts w:hint="eastAsia"/>
                 <w:lang w:eastAsia="zh-TW"/>
               </w:rPr>
-              <w:t xml:space="preserve">乙方－緊急聯絡人</w:t>
+              <w:t xml:space="preserve">乙方－紧急联系人</w:t>
             </w:r>
           </w:p>
         </w:tc>
@@ -2032,7 +1990,7 @@
                 <w:rFonts w:hint="eastAsia"/>
                 <w:lang w:eastAsia="zh-TW"/>
               </w:rPr>
-              <w:t xml:space="preserve">[姓名:3bd1bc]</w:t>
+              <w:t xml:space="preserve">[姓名:d5c8df]</w:t>
             </w:r>
           </w:p>
         </w:tc>
@@ -2068,7 +2026,7 @@
                 <w:rFonts w:ascii="Calibri" w:hAnsi="Calibri"/>
                 <w:lang w:val="en-US"/>
               </w:rPr>
-              <w:t xml:space="preserve">[手機:d85981]</w:t>
+              <w:t xml:space="preserve">[手机:c64bf8]</w:t>
             </w:r>
           </w:p>
         </w:tc>
@@ -2102,7 +2060,7 @@
           <w:rFonts w:hint="eastAsia"/>
           <w:lang w:eastAsia="zh-TW"/>
         </w:rPr>
-        <w:t xml:space="preserve">聯絡窗口異動時，應於三個工作日內以電子郵件通知他方。</w:t>
+        <w:t xml:space="preserve">联系人变更时，应在三个工作日内以邮件通知另一方。</w:t>
       </w:r>
     </w:p>
     <w:p>
@@ -2117,19 +2075,19 @@
           <w:rFonts w:hint="eastAsia"/>
           <w:lang w:eastAsia="zh-TW"/>
         </w:rPr>
-        <w:t xml:space="preserve">簽署</w:t>
-      </w:r>
-    </w:p>
-    <w:p>
-      <w:pPr>
-        <w:spacing w:after="120"/>
-      </w:pPr>
-      <w:r>
-        <w:rPr>
-          <w:rFonts w:hint="eastAsia"/>
-          <w:lang w:eastAsia="zh-TW"/>
-        </w:rPr>
-        <w:t xml:space="preserve">雙方確認已充分閱讀並理解本契約全部條款，同意簽署如下：</w:t>
+        <w:t xml:space="preserve">签署</w:t>
+      </w:r>
+    </w:p>
+    <w:p>
+      <w:pPr>
+        <w:spacing w:after="120"/>
+      </w:pPr>
+      <w:r>
+        <w:rPr>
+          <w:rFonts w:hint="eastAsia"/>
+          <w:lang w:eastAsia="zh-TW"/>
+        </w:rPr>
+        <w:t xml:space="preserve">双方确认已充分阅读并理[姓名:d8e540]同[姓名:4cddc9]款，同意签署如下：</w:t>
       </w:r>
     </w:p>
     <w:p/>
@@ -2142,26 +2100,26 @@
           <w:rFonts w:hint="eastAsia"/>
           <w:lang w:eastAsia="zh-TW"/>
         </w:rPr>
-        <w:t xml:space="preserve">甲方：[公司:c02192]</w:t>
-      </w:r>
-    </w:p>
-    <w:p>
-      <w:pPr>
-        <w:spacing w:after="120"/>
-      </w:pPr>
-      <w:r>
-        <w:rPr>
-          <w:rFonts w:hint="eastAsia"/>
-          <w:lang w:eastAsia="zh-TW"/>
-        </w:rPr>
-        <w:t xml:space="preserve">統一編號：</w:t>
-      </w:r>
-      <w:r>
-        <w:rPr>
-          <w:rFonts w:ascii="Calibri" w:hAnsi="Calibri"/>
-          <w:lang w:val="en-US"/>
-        </w:rPr>
-        <w:t xml:space="preserve">[統編:bb25f0]</w:t>
+        <w:t xml:space="preserve">甲方：[单位名称:fdd61e]</w:t>
+      </w:r>
+    </w:p>
+    <w:p>
+      <w:pPr>
+        <w:spacing w:after="120"/>
+      </w:pPr>
+      <w:r>
+        <w:rPr>
+          <w:rFonts w:hint="eastAsia"/>
+          <w:lang w:eastAsia="zh-TW"/>
+        </w:rPr>
+        <w:t xml:space="preserve">统一社会信用代码：</w:t>
+      </w:r>
+      <w:r>
+        <w:rPr>
+          <w:rFonts w:ascii="Calibri" w:hAnsi="Calibri"/>
+          <w:lang w:val="en-US"/>
+        </w:rPr>
+        <w:t xml:space="preserve">[统一社会信用代码:e409df]</w:t>
       </w:r>
       <w:r>
         <w:rPr>
@@ -2180,19 +2138,19 @@
           <w:rFonts w:hint="eastAsia"/>
           <w:lang w:eastAsia="zh-TW"/>
         </w:rPr>
-        <w:t xml:space="preserve">代表人：[姓名:d57966]　　　　　　　　　　（簽章）</w:t>
-      </w:r>
-    </w:p>
-    <w:p>
-      <w:pPr>
-        <w:spacing w:after="120"/>
-      </w:pPr>
-      <w:r>
-        <w:rPr>
-          <w:rFonts w:hint="eastAsia"/>
-          <w:lang w:eastAsia="zh-TW"/>
-        </w:rPr>
-        <w:t xml:space="preserve">地址：[地址:01b0fe]</w:t>
+        <w:t xml:space="preserve">法定代表人：[姓名:91c74d]　　　　　　　　　　（签章）</w:t>
+      </w:r>
+    </w:p>
+    <w:p>
+      <w:pPr>
+        <w:spacing w:after="120"/>
+      </w:pPr>
+      <w:r>
+        <w:rPr>
+          <w:rFonts w:hint="eastAsia"/>
+          <w:lang w:eastAsia="zh-TW"/>
+        </w:rPr>
+        <w:t xml:space="preserve">地址：[地址:b7f0c7]</w:t>
       </w:r>
       <w:r>
         <w:rPr>
@@ -2222,6 +2180,57 @@
         </w:rPr>
         <w:t xml:space="preserve"/>
       </w:r>
+    </w:p>
+    <w:p>
+      <w:pPr>
+        <w:spacing w:after="120"/>
+      </w:pPr>
+      <w:r>
+        <w:rPr>
+          <w:rFonts w:hint="eastAsia"/>
+          <w:lang w:eastAsia="zh-TW"/>
+        </w:rPr>
+        <w:t xml:space="preserve">电话：</w:t>
+      </w:r>
+      <w:r>
+        <w:rPr>
+          <w:rFonts w:ascii="Calibri" w:hAnsi="Calibri"/>
+          <w:lang w:val="en-US"/>
+        </w:rPr>
+        <w:t xml:space="preserve">[固定电话:bb8c76]</w:t>
+      </w:r>
+    </w:p>
+    <w:p/>
+    <w:p>
+      <w:pPr>
+        <w:spacing w:after="120"/>
+      </w:pPr>
+      <w:r>
+        <w:rPr>
+          <w:rFonts w:hint="eastAsia"/>
+          <w:lang w:eastAsia="zh-TW"/>
+        </w:rPr>
+        <w:t xml:space="preserve">乙方：[姓名:41e58d]　　　　　　　　　　（签章）</w:t>
+      </w:r>
+    </w:p>
+    <w:p>
+      <w:pPr>
+        <w:spacing w:after="120"/>
+      </w:pPr>
+      <w:r>
+        <w:rPr>
+          <w:rFonts w:hint="eastAsia"/>
+          <w:lang w:eastAsia="zh-TW"/>
+        </w:rPr>
+        <w:t xml:space="preserve">身份证号：</w:t>
+      </w:r>
+      <w:r>
+        <w:rPr>
+          <w:rFonts w:ascii="Calibri" w:hAnsi="Calibri"/>
+          <w:lang w:val="en-US"/>
+        </w:rPr>
+        <w:t xml:space="preserve">[身份证:c3b4c0]</w:t>
+      </w:r>
       <w:r>
         <w:rPr>
           <w:rFonts w:ascii="Calibri" w:hAnsi="Calibri"/>
@@ -2229,31 +2238,50 @@
         </w:rPr>
         <w:t xml:space="preserve"/>
       </w:r>
-      <w:r>
-        <w:rPr>
-          <w:rFonts w:hint="eastAsia"/>
-          <w:lang w:eastAsia="zh-TW"/>
+    </w:p>
+    <w:p>
+      <w:pPr>
+        <w:spacing w:after="120"/>
+      </w:pPr>
+      <w:r>
+        <w:rPr>
+          <w:rFonts w:hint="eastAsia"/>
+          <w:lang w:eastAsia="zh-TW"/>
+        </w:rPr>
+        <w:t xml:space="preserve">地址：[地址:73ad60]</w:t>
+      </w:r>
+      <w:r>
+        <w:rPr>
+          <w:rFonts w:ascii="Calibri" w:hAnsi="Calibri"/>
+          <w:lang w:val="en-US"/>
         </w:rPr>
         <w:t xml:space="preserve"/>
       </w:r>
-    </w:p>
-    <w:p>
-      <w:pPr>
-        <w:spacing w:after="120"/>
-      </w:pPr>
-      <w:r>
-        <w:rPr>
-          <w:rFonts w:hint="eastAsia"/>
-          <w:lang w:eastAsia="zh-TW"/>
-        </w:rPr>
-        <w:t xml:space="preserve">電話：</w:t>
-      </w:r>
-      <w:r>
-        <w:rPr>
-          <w:rFonts w:ascii="Calibri" w:hAnsi="Calibri"/>
-          <w:lang w:val="en-US"/>
-        </w:rPr>
-        <w:t xml:space="preserve">[市話:1e5da8]</w:t>
+      <w:r>
+        <w:rPr>
+          <w:rFonts w:hint="eastAsia"/>
+          <w:lang w:eastAsia="zh-TW"/>
+        </w:rPr>
+        <w:t xml:space="preserve"/>
+      </w:r>
+    </w:p>
+    <w:p>
+      <w:pPr>
+        <w:spacing w:after="120"/>
+      </w:pPr>
+      <w:r>
+        <w:rPr>
+          <w:rFonts w:hint="eastAsia"/>
+          <w:lang w:eastAsia="zh-TW"/>
+        </w:rPr>
+        <w:t xml:space="preserve">手机：</w:t>
+      </w:r>
+      <w:r>
+        <w:rPr>
+          <w:rFonts w:ascii="Calibri" w:hAnsi="Calibri"/>
+          <w:lang w:val="en-US"/>
+        </w:rPr>
+        <w:t xml:space="preserve">[手机:70e0ca]</w:t>
       </w:r>
     </w:p>
     <w:p/>
@@ -2266,46 +2294,53 @@
           <w:rFonts w:hint="eastAsia"/>
           <w:lang w:eastAsia="zh-TW"/>
         </w:rPr>
-        <w:t xml:space="preserve">乙方：[姓名:ce7bc7]　　　　　　　　　　（簽章）</w:t>
-      </w:r>
-    </w:p>
-    <w:p>
-      <w:pPr>
-        <w:spacing w:after="120"/>
-      </w:pPr>
-      <w:r>
-        <w:rPr>
-          <w:rFonts w:hint="eastAsia"/>
-          <w:lang w:eastAsia="zh-TW"/>
-        </w:rPr>
-        <w:t xml:space="preserve">身分證字號：</w:t>
-      </w:r>
-      <w:r>
-        <w:rPr>
-          <w:rFonts w:ascii="Calibri" w:hAnsi="Calibri"/>
-          <w:lang w:val="en-US"/>
-        </w:rPr>
-        <w:t xml:space="preserve">[身分證:791dde]</w:t>
-      </w:r>
-      <w:r>
-        <w:rPr>
-          <w:rFonts w:ascii="Calibri" w:hAnsi="Calibri"/>
-          <w:lang w:val="en-US"/>
+        <w:t xml:space="preserve">见证人：[姓名:b2ed9f]　　　　　　　　　　（签章）</w:t>
+      </w:r>
+    </w:p>
+    <w:p>
+      <w:pPr>
+        <w:spacing w:after="120"/>
+      </w:pPr>
+      <w:r>
+        <w:rPr>
+          <w:rFonts w:hint="eastAsia"/>
+          <w:lang w:eastAsia="zh-TW"/>
+        </w:rPr>
+        <w:t xml:space="preserve">身份证号：</w:t>
+      </w:r>
+      <w:r>
+        <w:rPr>
+          <w:rFonts w:ascii="Calibri" w:hAnsi="Calibri"/>
+          <w:lang w:val="en-US"/>
+        </w:rPr>
+        <w:t xml:space="preserve">[身份证:035ae4]</w:t>
+      </w:r>
+    </w:p>
+    <w:p>
+      <w:pPr>
+        <w:spacing w:after="120"/>
+      </w:pPr>
+      <w:r>
+        <w:rPr>
+          <w:rFonts w:hint="eastAsia"/>
+          <w:lang w:eastAsia="zh-TW"/>
+        </w:rPr>
+        <w:t xml:space="preserve">联系电话：</w:t>
+      </w:r>
+      <w:r>
+        <w:rPr>
+          <w:rFonts w:ascii="Calibri" w:hAnsi="Calibri"/>
+          <w:lang w:val="en-US"/>
+        </w:rPr>
+        <w:t xml:space="preserve">[手机:b16eff]</w:t>
+      </w:r>
+      <w:r>
+        <w:rPr>
+          <w:rFonts w:hint="eastAsia"/>
+          <w:lang w:eastAsia="zh-TW"/>
         </w:rPr>
         <w:t xml:space="preserve"/>
       </w:r>
-    </w:p>
-    <w:p>
-      <w:pPr>
-        <w:spacing w:after="120"/>
-      </w:pPr>
-      <w:r>
-        <w:rPr>
-          <w:rFonts w:hint="eastAsia"/>
-          <w:lang w:eastAsia="zh-TW"/>
-        </w:rPr>
-        <w:t xml:space="preserve">地址：[地址:6a69ec]</w:t>
-      </w:r>
       <w:r>
         <w:rPr>
           <w:rFonts w:ascii="Calibri" w:hAnsi="Calibri"/>
@@ -2320,80 +2355,17 @@
         </w:rPr>
         <w:t xml:space="preserve"/>
       </w:r>
-    </w:p>
-    <w:p>
-      <w:pPr>
-        <w:spacing w:after="120"/>
-      </w:pPr>
-      <w:r>
-        <w:rPr>
-          <w:rFonts w:hint="eastAsia"/>
-          <w:lang w:eastAsia="zh-TW"/>
-        </w:rPr>
-        <w:t xml:space="preserve">手機：</w:t>
-      </w:r>
-      <w:r>
-        <w:rPr>
-          <w:rFonts w:ascii="Calibri" w:hAnsi="Calibri"/>
-          <w:lang w:val="en-US"/>
-        </w:rPr>
-        <w:t xml:space="preserve">[手機:bd2785]</w:t>
+      <w:r>
+        <w:rPr>
+          <w:rFonts w:ascii="Calibri" w:hAnsi="Calibri"/>
+          <w:lang w:val="en-US"/>
+        </w:rPr>
+        <w:t xml:space="preserve"/>
       </w:r>
     </w:p>
     <w:p/>
     <w:p>
       <w:pPr>
-        <w:spacing w:after="120"/>
-      </w:pPr>
-      <w:r>
-        <w:rPr>
-          <w:rFonts w:hint="eastAsia"/>
-          <w:lang w:eastAsia="zh-TW"/>
-        </w:rPr>
-        <w:t xml:space="preserve">見證人：[姓名:600878]　　　　　　　　　　（簽章）</w:t>
-      </w:r>
-    </w:p>
-    <w:p>
-      <w:pPr>
-        <w:spacing w:after="120"/>
-      </w:pPr>
-      <w:r>
-        <w:rPr>
-          <w:rFonts w:hint="eastAsia"/>
-          <w:lang w:eastAsia="zh-TW"/>
-        </w:rPr>
-        <w:t xml:space="preserve">身分證字號：</w:t>
-      </w:r>
-      <w:r>
-        <w:rPr>
-          <w:rFonts w:ascii="Calibri" w:hAnsi="Calibri"/>
-          <w:lang w:val="en-US"/>
-        </w:rPr>
-        <w:t xml:space="preserve">[身分證:60c522]</w:t>
-      </w:r>
-    </w:p>
-    <w:p>
-      <w:pPr>
-        <w:spacing w:after="120"/>
-      </w:pPr>
-      <w:r>
-        <w:rPr>
-          <w:rFonts w:hint="eastAsia"/>
-          <w:lang w:eastAsia="zh-TW"/>
-        </w:rPr>
-        <w:t xml:space="preserve">聯絡電話：</w:t>
-      </w:r>
-      <w:r>
-        <w:rPr>
-          <w:rFonts w:ascii="Calibri" w:hAnsi="Calibri"/>
-          <w:lang w:val="en-US"/>
-        </w:rPr>
-        <w:t xml:space="preserve">[手機:df13b9]</w:t>
-      </w:r>
-    </w:p>
-    <w:p/>
-    <w:p>
-      <w:pPr>
         <w:jc w:val="center"/>
         <w:spacing w:after="120"/>
       </w:pPr>
@@ -2402,7 +2374,7 @@
           <w:rFonts w:hint="eastAsia"/>
           <w:lang w:eastAsia="zh-TW"/>
         </w:rPr>
-        <w:t xml:space="preserve">中華民國　一一五　年　九　月　十七　日</w:t>
+        <w:t xml:space="preserve">二〇二六年九月十七日</w:t>
       </w:r>
     </w:p>
     <w:sectPr>
@@ -2428,7 +2400,7 @@
         <w:rFonts w:hint="eastAsia"/>
         <w:lang w:eastAsia="zh-TW"/>
       </w:rPr>
-      <w:t xml:space="preserve">機密文件　未經雙方書面同意不得揭露　第 </w:t>
+      <w:t xml:space="preserve">机密文件　未经双方书面同意不得披露　第 </w:t>
     </w:r>
     <w:fldSimple w:instr=" PAGE ">
       <w:r>
@@ -2441,7 +2413,7 @@
         <w:rFonts w:hint="eastAsia"/>
         <w:lang w:eastAsia="zh-TW"/>
       </w:rPr>
-      <w:t xml:space="preserve"> 頁，共 </w:t>
+      <w:t xml:space="preserve"> 页，共 </w:t>
     </w:r>
     <w:fldSimple w:instr=" NUMPAGES ">
       <w:r>
@@ -2454,7 +2426,7 @@
         <w:rFonts w:hint="eastAsia"/>
         <w:lang w:eastAsia="zh-TW"/>
       </w:rPr>
-      <w:t xml:space="preserve"> 頁</w:t>
+      <w:t xml:space="preserve"> 页</w:t>
     </w:r>
   </w:p>
 </w:ftr>
@@ -2473,7 +2445,7 @@
         <w:rFonts w:hint="eastAsia"/>
         <w:lang w:eastAsia="zh-TW"/>
       </w:rPr>
-      <w:t xml:space="preserve">[公司:19c9e9]　委外服務契約書　契約編號 </w:t>
+      <w:t xml:space="preserve">[单位名称:fdd61e]　外[姓名:f4429d]合同书　合同编号 </w:t>
     </w:r>
     <w:r>
       <w:rPr>
@@ -2492,7 +2464,7 @@
   <w:docDefaults>
     <w:rPrDefault>
       <w:rPr>
-        <w:rFonts w:ascii="Calibri" w:hAnsi="Calibri" w:eastAsia="微軟正黑體"/>
+        <w:rFonts w:ascii="Calibri" w:hAnsi="Calibri" w:eastAsia="微软正黑体"/>
         <w:sz w:val="22"/>
         <w:lang w:val="en-US" w:eastAsia="zh-TW"/>
       </w:rPr>
